--- a/content/use-cases/lynkk-team-standups-page-short.docx
+++ b/content/use-cases/lynkk-team-standups-page-short.docx
@@ -781,7 +781,7 @@
         <w:spacing w:after="140"/>
       </w:pPr>
       <w:r>
-        <w:t xml:space="preserve">7 blocks, about 500 words. One centred column, white background, light grey cards. Columns stack on mobile.</w:t>
+        <w:t xml:space="preserve">9 blocks, about 680 words. One centred column, white background, light grey cards. Columns stack on mobile.</w:t>
       </w:r>
     </w:p>
     <w:p>
@@ -1012,7 +1012,142 @@
           <w:sz w:val="17"/>
           <w:szCs w:val="17"/>
         </w:rPr>
-        <w:t xml:space="preserve">2. HOW IT WORKS</w:t>
+        <w:t xml:space="preserve">2. IN SIMPLE WORDS</w:t>
+      </w:r>
+    </w:p>
+    <w:tbl>
+      <w:tblPr>
+        <w:tblW w:type="dxa" w:w="10080"/>
+        <w:tblBorders>
+          <w:top w:val="single" w:color="auto" w:sz="4"/>
+          <w:left w:val="single" w:color="auto" w:sz="4"/>
+          <w:bottom w:val="single" w:color="auto" w:sz="4"/>
+          <w:right w:val="single" w:color="auto" w:sz="4"/>
+          <w:insideH w:val="single" w:color="auto" w:sz="4"/>
+          <w:insideV w:val="single" w:color="auto" w:sz="4"/>
+        </w:tblBorders>
+      </w:tblPr>
+      <w:tblGrid>
+        <w:gridCol w:w="5040"/>
+        <w:gridCol w:w="5040"/>
+      </w:tblGrid>
+      <w:tr>
+        <w:tc>
+          <w:tcPr>
+            <w:tcW w:type="dxa" w:w="5040"/>
+            <w:tcBorders>
+              <w:top w:val="dashed" w:color="9CA3AF" w:sz="6"/>
+              <w:left w:val="dashed" w:color="9CA3AF" w:sz="6"/>
+              <w:bottom w:val="dashed" w:color="9CA3AF" w:sz="6"/>
+              <w:right w:val="dashed" w:color="9CA3AF" w:sz="6"/>
+            </w:tcBorders>
+            <w:shd w:fill="F5F6F8" w:color="auto" w:val="clear"/>
+            <w:tcMar>
+              <w:top w:type="dxa" w:w="100"/>
+              <w:left w:type="dxa" w:w="120"/>
+              <w:bottom w:type="dxa" w:w="100"/>
+              <w:right w:type="dxa" w:w="120"/>
+            </w:tcMar>
+          </w:tcPr>
+          <w:p>
+            <w:pPr>
+              <w:spacing w:after="40"/>
+              <w:jc w:val="left"/>
+            </w:pPr>
+            <w:r>
+              <w:rPr>
+                <w:b/>
+                <w:bCs/>
+                <w:color w:val="1F3A5F"/>
+                <w:sz w:val="18"/>
+                <w:szCs w:val="18"/>
+              </w:rPr>
+              <w:t xml:space="preserve">WHAT IT IS</w:t>
+            </w:r>
+          </w:p>
+          <w:p>
+            <w:pPr>
+              <w:spacing w:after="40"/>
+              <w:jc w:val="left"/>
+            </w:pPr>
+            <w:r>
+              <w:rPr>
+                <w:b w:val="false"/>
+                <w:bCs w:val="false"/>
+                <w:color w:val="4B5563"/>
+                <w:sz w:val="18"/>
+                <w:szCs w:val="18"/>
+              </w:rPr>
+              <w:t xml:space="preserve">2-3 simple sentences</w:t>
+            </w:r>
+          </w:p>
+        </w:tc>
+        <w:tc>
+          <w:tcPr>
+            <w:tcW w:type="dxa" w:w="5040"/>
+            <w:tcBorders>
+              <w:top w:val="dashed" w:color="9CA3AF" w:sz="6"/>
+              <w:left w:val="dashed" w:color="9CA3AF" w:sz="6"/>
+              <w:bottom w:val="dashed" w:color="9CA3AF" w:sz="6"/>
+              <w:right w:val="dashed" w:color="9CA3AF" w:sz="6"/>
+            </w:tcBorders>
+            <w:shd w:fill="F5F6F8" w:color="auto" w:val="clear"/>
+            <w:tcMar>
+              <w:top w:type="dxa" w:w="100"/>
+              <w:left w:type="dxa" w:w="120"/>
+              <w:bottom w:type="dxa" w:w="100"/>
+              <w:right w:type="dxa" w:w="120"/>
+            </w:tcMar>
+          </w:tcPr>
+          <w:p>
+            <w:pPr>
+              <w:spacing w:after="40"/>
+              <w:jc w:val="left"/>
+            </w:pPr>
+            <w:r>
+              <w:rPr>
+                <w:b/>
+                <w:bCs/>
+                <w:color w:val="1F3A5F"/>
+                <w:sz w:val="18"/>
+                <w:szCs w:val="18"/>
+              </w:rPr>
+              <w:t xml:space="preserve">WHO IT'S FOR</w:t>
+            </w:r>
+          </w:p>
+          <w:p>
+            <w:pPr>
+              <w:spacing w:after="40"/>
+              <w:jc w:val="left"/>
+            </w:pPr>
+            <w:r>
+              <w:rPr>
+                <w:b w:val="false"/>
+                <w:bCs w:val="false"/>
+                <w:color w:val="4B5563"/>
+                <w:sz w:val="18"/>
+                <w:szCs w:val="18"/>
+              </w:rPr>
+              <w:t xml:space="preserve">3 short lines</w:t>
+            </w:r>
+          </w:p>
+        </w:tc>
+      </w:tr>
+    </w:tbl>
+    <w:p>
+      <w:pPr>
+        <w:spacing w:after="60" w:before="160"/>
+      </w:pPr>
+      <w:r>
+        <w:rPr>
+          <w:b/>
+          <w:bCs/>
+          <w:caps/>
+          <w:color w:val="6B7280"/>
+          <w:sz w:val="17"/>
+          <w:szCs w:val="17"/>
+        </w:rPr>
+        <w:t xml:space="preserve">3. HOW IT WORKS</w:t>
       </w:r>
     </w:p>
     <w:tbl>
@@ -1198,7 +1333,7 @@
           <w:sz w:val="17"/>
           <w:szCs w:val="17"/>
         </w:rPr>
-        <w:t xml:space="preserve">3. SAMPLE NOTE</w:t>
+        <w:t xml:space="preserve">4. SAMPLE NOTE</w:t>
       </w:r>
     </w:p>
     <w:tbl>
@@ -1330,7 +1465,7 @@
           <w:sz w:val="17"/>
           <w:szCs w:val="17"/>
         </w:rPr>
-        <w:t xml:space="preserve">4. FEATURES (2 x 2 cards)</w:t>
+        <w:t xml:space="preserve">5. FEATURES (2 x 2 cards)</w:t>
       </w:r>
     </w:p>
     <w:tbl>
@@ -1520,7 +1655,158 @@
           <w:sz w:val="17"/>
           <w:szCs w:val="17"/>
         </w:rPr>
-        <w:t xml:space="preserve">5. PRIVACY (one line of 4 badges)</w:t>
+        <w:t xml:space="preserve">6. BEFORE AND AFTER</w:t>
+      </w:r>
+    </w:p>
+    <w:tbl>
+      <w:tblPr>
+        <w:tblW w:type="dxa" w:w="10080"/>
+        <w:tblBorders>
+          <w:top w:val="single" w:color="auto" w:sz="4"/>
+          <w:left w:val="single" w:color="auto" w:sz="4"/>
+          <w:bottom w:val="single" w:color="auto" w:sz="4"/>
+          <w:right w:val="single" w:color="auto" w:sz="4"/>
+          <w:insideH w:val="single" w:color="auto" w:sz="4"/>
+          <w:insideV w:val="single" w:color="auto" w:sz="4"/>
+        </w:tblBorders>
+      </w:tblPr>
+      <w:tblGrid>
+        <w:gridCol w:w="5040"/>
+        <w:gridCol w:w="5040"/>
+      </w:tblGrid>
+      <w:tr>
+        <w:tc>
+          <w:tcPr>
+            <w:tcW w:type="dxa" w:w="5040"/>
+            <w:tcBorders>
+              <w:top w:val="dashed" w:color="9CA3AF" w:sz="6"/>
+              <w:left w:val="dashed" w:color="9CA3AF" w:sz="6"/>
+              <w:bottom w:val="dashed" w:color="9CA3AF" w:sz="6"/>
+              <w:right w:val="dashed" w:color="9CA3AF" w:sz="6"/>
+            </w:tcBorders>
+            <w:shd w:fill="F5F6F8" w:color="auto" w:val="clear"/>
+            <w:tcMar>
+              <w:top w:type="dxa" w:w="100"/>
+              <w:left w:type="dxa" w:w="120"/>
+              <w:bottom w:type="dxa" w:w="100"/>
+              <w:right w:type="dxa" w:w="120"/>
+            </w:tcMar>
+          </w:tcPr>
+          <w:p>
+            <w:pPr>
+              <w:spacing w:after="40"/>
+              <w:jc w:val="left"/>
+            </w:pPr>
+            <w:r>
+              <w:rPr>
+                <w:b/>
+                <w:bCs/>
+                <w:color w:val="1F3A5F"/>
+                <w:sz w:val="18"/>
+                <w:szCs w:val="18"/>
+              </w:rPr>
+              <w:t xml:space="preserve">WITHOUT LYNKK</w:t>
+            </w:r>
+          </w:p>
+          <w:p>
+            <w:pPr>
+              <w:spacing w:after="40"/>
+              <w:jc w:val="left"/>
+            </w:pPr>
+            <w:r>
+              <w:rPr>
+                <w:b w:val="false"/>
+                <w:bCs w:val="false"/>
+                <w:color w:val="4B5563"/>
+                <w:sz w:val="18"/>
+                <w:szCs w:val="18"/>
+              </w:rPr>
+              <w:t xml:space="preserve">3 short rows</w:t>
+            </w:r>
+          </w:p>
+        </w:tc>
+        <w:tc>
+          <w:tcPr>
+            <w:tcW w:type="dxa" w:w="5040"/>
+            <w:tcBorders>
+              <w:top w:val="dashed" w:color="9CA3AF" w:sz="6"/>
+              <w:left w:val="dashed" w:color="9CA3AF" w:sz="6"/>
+              <w:bottom w:val="dashed" w:color="9CA3AF" w:sz="6"/>
+              <w:right w:val="dashed" w:color="9CA3AF" w:sz="6"/>
+            </w:tcBorders>
+            <w:shd w:fill="F5F6F8" w:color="auto" w:val="clear"/>
+            <w:tcMar>
+              <w:top w:type="dxa" w:w="100"/>
+              <w:left w:type="dxa" w:w="120"/>
+              <w:bottom w:type="dxa" w:w="100"/>
+              <w:right w:type="dxa" w:w="120"/>
+            </w:tcMar>
+          </w:tcPr>
+          <w:p>
+            <w:pPr>
+              <w:spacing w:after="40"/>
+              <w:jc w:val="left"/>
+            </w:pPr>
+            <w:r>
+              <w:rPr>
+                <w:b/>
+                <w:bCs/>
+                <w:color w:val="1F3A5F"/>
+                <w:sz w:val="18"/>
+                <w:szCs w:val="18"/>
+              </w:rPr>
+              <w:t xml:space="preserve">WITH LYNKK</w:t>
+            </w:r>
+          </w:p>
+          <w:p>
+            <w:pPr>
+              <w:spacing w:after="40"/>
+              <w:jc w:val="left"/>
+            </w:pPr>
+            <w:r>
+              <w:rPr>
+                <w:b w:val="false"/>
+                <w:bCs w:val="false"/>
+                <w:color w:val="4B5563"/>
+                <w:sz w:val="18"/>
+                <w:szCs w:val="18"/>
+              </w:rPr>
+              <w:t xml:space="preserve">3 short rows</w:t>
+            </w:r>
+          </w:p>
+          <w:p>
+            <w:pPr>
+              <w:spacing w:after="40"/>
+              <w:jc w:val="left"/>
+            </w:pPr>
+            <w:r>
+              <w:rPr>
+                <w:b w:val="false"/>
+                <w:bCs w:val="false"/>
+                <w:color w:val="4B5563"/>
+                <w:sz w:val="18"/>
+                <w:szCs w:val="18"/>
+              </w:rPr>
+              <w:t xml:space="preserve">Works with: tools</w:t>
+            </w:r>
+          </w:p>
+        </w:tc>
+      </w:tr>
+    </w:tbl>
+    <w:p>
+      <w:pPr>
+        <w:spacing w:after="60" w:before="160"/>
+      </w:pPr>
+      <w:r>
+        <w:rPr>
+          <w:b/>
+          <w:bCs/>
+          <w:caps/>
+          <w:color w:val="6B7280"/>
+          <w:sz w:val="17"/>
+          <w:szCs w:val="17"/>
+        </w:rPr>
+        <w:t xml:space="preserve">7. PRIVACY (one line of 4 badges)</w:t>
       </w:r>
     </w:p>
     <w:tbl>
@@ -1693,7 +1979,7 @@
           <w:sz w:val="17"/>
           <w:szCs w:val="17"/>
         </w:rPr>
-        <w:t xml:space="preserve">6. FAQ (4 questions)</w:t>
+        <w:t xml:space="preserve">8. FAQ (4 questions)</w:t>
       </w:r>
     </w:p>
     <w:tbl>
@@ -1809,7 +2095,7 @@
           <w:sz w:val="17"/>
           <w:szCs w:val="17"/>
         </w:rPr>
-        <w:t xml:space="preserve">7. FINAL CTA</w:t>
+        <w:t xml:space="preserve">9. FINAL CTA</w:t>
       </w:r>
     </w:p>
     <w:tbl>
@@ -2126,7 +2412,79 @@
         <w:pStyle w:val="Heading2"/>
       </w:pPr>
       <w:r>
-        <w:t xml:space="preserve">Block 2. How it works</w:t>
+        <w:t xml:space="preserve">Block 2. In simple words</w:t>
+      </w:r>
+    </w:p>
+    <w:p>
+      <w:pPr>
+        <w:pStyle w:val="Heading1"/>
+      </w:pPr>
+      <w:r>
+        <w:t xml:space="preserve">What is a standup meeting?</w:t>
+      </w:r>
+    </w:p>
+    <w:p>
+      <w:pPr>
+        <w:spacing w:after="140"/>
+      </w:pPr>
+      <w:r>
+        <w:t xml:space="preserve">A standup is a short daily team meeting. Each person shares what they did yesterday, what they'll do today, and what is blocking them. Lynkk joins the meeting, writes this down, and turns each task into an action item with an owner.</w:t>
+      </w:r>
+    </w:p>
+    <w:p>
+      <w:pPr>
+        <w:spacing w:after="140"/>
+      </w:pPr>
+      <w:r>
+        <w:rPr>
+          <w:b/>
+          <w:bCs/>
+        </w:rPr>
+        <w:t xml:space="preserve">Who it's for</w:t>
+      </w:r>
+    </w:p>
+    <w:p>
+      <w:pPr>
+        <w:pStyle w:val="ListParagraph"/>
+        <w:numPr>
+          <w:ilvl w:val="0"/>
+          <w:numId w:val="2"/>
+        </w:numPr>
+      </w:pPr>
+      <w:r>
+        <w:t xml:space="preserve">Project managers</w:t>
+      </w:r>
+    </w:p>
+    <w:p>
+      <w:pPr>
+        <w:pStyle w:val="ListParagraph"/>
+        <w:numPr>
+          <w:ilvl w:val="0"/>
+          <w:numId w:val="2"/>
+        </w:numPr>
+      </w:pPr>
+      <w:r>
+        <w:t xml:space="preserve">Engineering and product teams</w:t>
+      </w:r>
+    </w:p>
+    <w:p>
+      <w:pPr>
+        <w:pStyle w:val="ListParagraph"/>
+        <w:numPr>
+          <w:ilvl w:val="0"/>
+          <w:numId w:val="2"/>
+        </w:numPr>
+      </w:pPr>
+      <w:r>
+        <w:t xml:space="preserve">Team leads who can't join every standup</w:t>
+      </w:r>
+    </w:p>
+    <w:p>
+      <w:pPr>
+        <w:pStyle w:val="Heading2"/>
+      </w:pPr>
+      <w:r>
+        <w:t xml:space="preserve">Block 3. How it works</w:t>
       </w:r>
     </w:p>
     <w:p>
@@ -2191,7 +2549,7 @@
           <w:i/>
           <w:iCs/>
         </w:rPr>
-        <w:t xml:space="preserve">The Daily Stand-up note shape is part of Pro.</w:t>
+        <w:t xml:space="preserve">The Daily Stand-up note format is part of Pro.</w:t>
       </w:r>
     </w:p>
     <w:p>
@@ -2199,7 +2557,7 @@
         <w:pStyle w:val="Heading2"/>
       </w:pPr>
       <w:r>
-        <w:t xml:space="preserve">Block 3. Sample note</w:t>
+        <w:t xml:space="preserve">Block 4. Sample note</w:t>
       </w:r>
     </w:p>
     <w:p>
@@ -2292,7 +2650,7 @@
       <w:r>
         <w:t xml:space="preserve">New to standups? Read our guide to the </w:t>
       </w:r>
-      <w:hyperlink w:history="1" r:id="rIdubjdemwipvre7q5pgwson">
+      <w:hyperlink w:history="1" r:id="rIdltwlplv824qpnb2wdhpjc">
         <w:r>
           <w:rPr>
             <w:rStyle w:val="Hyperlink"/>
@@ -2309,7 +2667,7 @@
         <w:pStyle w:val="Heading2"/>
       </w:pPr>
       <w:r>
-        <w:t xml:space="preserve">Block 4. Features</w:t>
+        <w:t xml:space="preserve">Block 5. Features</w:t>
       </w:r>
     </w:p>
     <w:p>
@@ -2385,17 +2743,306 @@
         <w:pStyle w:val="Heading2"/>
       </w:pPr>
       <w:r>
-        <w:t xml:space="preserve">Block 5. Privacy</w:t>
-      </w:r>
+        <w:t xml:space="preserve">Block 6. Before and after</w:t>
+      </w:r>
+    </w:p>
+    <w:p>
+      <w:pPr>
+        <w:pStyle w:val="Heading1"/>
+      </w:pPr>
+      <w:r>
+        <w:t xml:space="preserve">Standups, before and after Lynkk</w:t>
+      </w:r>
+    </w:p>
+    <w:tbl>
+      <w:tblPr>
+        <w:tblW w:type="dxa" w:w="10080"/>
+        <w:tblBorders>
+          <w:top w:val="single" w:color="auto" w:sz="4"/>
+          <w:left w:val="single" w:color="auto" w:sz="4"/>
+          <w:bottom w:val="single" w:color="auto" w:sz="4"/>
+          <w:right w:val="single" w:color="auto" w:sz="4"/>
+          <w:insideH w:val="single" w:color="auto" w:sz="4"/>
+          <w:insideV w:val="single" w:color="auto" w:sz="4"/>
+        </w:tblBorders>
+      </w:tblPr>
+      <w:tblGrid>
+        <w:gridCol w:w="5040"/>
+        <w:gridCol w:w="5040"/>
+      </w:tblGrid>
+      <w:tr>
+        <w:trPr>
+          <w:tblHeader/>
+        </w:trPr>
+        <w:tc>
+          <w:tcPr>
+            <w:tcW w:type="dxa" w:w="5040"/>
+            <w:tcBorders>
+              <w:top w:val="single" w:color="C9D3DF" w:sz="4"/>
+              <w:left w:val="single" w:color="C9D3DF" w:sz="4"/>
+              <w:bottom w:val="single" w:color="C9D3DF" w:sz="4"/>
+              <w:right w:val="single" w:color="C9D3DF" w:sz="4"/>
+            </w:tcBorders>
+            <w:shd w:fill="1F3A5F" w:color="auto" w:val="clear"/>
+            <w:tcMar>
+              <w:top w:type="dxa" w:w="60"/>
+              <w:left w:type="dxa" w:w="100"/>
+              <w:bottom w:type="dxa" w:w="60"/>
+              <w:right w:type="dxa" w:w="100"/>
+            </w:tcMar>
+          </w:tcPr>
+          <w:p>
+            <w:r>
+              <w:rPr>
+                <w:b/>
+                <w:bCs/>
+                <w:color w:val="FFFFFF"/>
+                <w:sz w:val="19"/>
+                <w:szCs w:val="19"/>
+              </w:rPr>
+              <w:t xml:space="preserve">Without Lynkk</w:t>
+            </w:r>
+          </w:p>
+        </w:tc>
+        <w:tc>
+          <w:tcPr>
+            <w:tcW w:type="dxa" w:w="5040"/>
+            <w:tcBorders>
+              <w:top w:val="single" w:color="C9D3DF" w:sz="4"/>
+              <w:left w:val="single" w:color="C9D3DF" w:sz="4"/>
+              <w:bottom w:val="single" w:color="C9D3DF" w:sz="4"/>
+              <w:right w:val="single" w:color="C9D3DF" w:sz="4"/>
+            </w:tcBorders>
+            <w:shd w:fill="1F3A5F" w:color="auto" w:val="clear"/>
+            <w:tcMar>
+              <w:top w:type="dxa" w:w="60"/>
+              <w:left w:type="dxa" w:w="100"/>
+              <w:bottom w:type="dxa" w:w="60"/>
+              <w:right w:type="dxa" w:w="100"/>
+            </w:tcMar>
+          </w:tcPr>
+          <w:p>
+            <w:r>
+              <w:rPr>
+                <w:b/>
+                <w:bCs/>
+                <w:color w:val="FFFFFF"/>
+                <w:sz w:val="19"/>
+                <w:szCs w:val="19"/>
+              </w:rPr>
+              <w:t xml:space="preserve">With Lynkk</w:t>
+            </w:r>
+          </w:p>
+        </w:tc>
+      </w:tr>
+      <w:tr>
+        <w:trPr>
+          <w:tblHeader w:val="false"/>
+        </w:trPr>
+        <w:tc>
+          <w:tcPr>
+            <w:tcW w:type="dxa" w:w="5040"/>
+            <w:tcBorders>
+              <w:top w:val="single" w:color="C9D3DF" w:sz="4"/>
+              <w:left w:val="single" w:color="C9D3DF" w:sz="4"/>
+              <w:bottom w:val="single" w:color="C9D3DF" w:sz="4"/>
+              <w:right w:val="single" w:color="C9D3DF" w:sz="4"/>
+            </w:tcBorders>
+            <w:tcMar>
+              <w:top w:type="dxa" w:w="60"/>
+              <w:left w:type="dxa" w:w="100"/>
+              <w:bottom w:type="dxa" w:w="60"/>
+              <w:right w:type="dxa" w:w="100"/>
+            </w:tcMar>
+          </w:tcPr>
+          <w:p>
+            <w:r>
+              <w:rPr>
+                <w:sz w:val="19"/>
+                <w:szCs w:val="19"/>
+              </w:rPr>
+              <w:t xml:space="preserve">Nobody writes the standup down</w:t>
+            </w:r>
+          </w:p>
+        </w:tc>
+        <w:tc>
+          <w:tcPr>
+            <w:tcW w:type="dxa" w:w="5040"/>
+            <w:tcBorders>
+              <w:top w:val="single" w:color="C9D3DF" w:sz="4"/>
+              <w:left w:val="single" w:color="C9D3DF" w:sz="4"/>
+              <w:bottom w:val="single" w:color="C9D3DF" w:sz="4"/>
+              <w:right w:val="single" w:color="C9D3DF" w:sz="4"/>
+            </w:tcBorders>
+            <w:tcMar>
+              <w:top w:type="dxa" w:w="60"/>
+              <w:left w:type="dxa" w:w="100"/>
+              <w:bottom w:type="dxa" w:w="60"/>
+              <w:right w:type="dxa" w:w="100"/>
+            </w:tcMar>
+          </w:tcPr>
+          <w:p>
+            <w:r>
+              <w:rPr>
+                <w:sz w:val="19"/>
+                <w:szCs w:val="19"/>
+              </w:rPr>
+              <w:t xml:space="preserve">Lynkk writes it every day</w:t>
+            </w:r>
+          </w:p>
+        </w:tc>
+      </w:tr>
+      <w:tr>
+        <w:trPr>
+          <w:tblHeader w:val="false"/>
+        </w:trPr>
+        <w:tc>
+          <w:tcPr>
+            <w:tcW w:type="dxa" w:w="5040"/>
+            <w:tcBorders>
+              <w:top w:val="single" w:color="C9D3DF" w:sz="4"/>
+              <w:left w:val="single" w:color="C9D3DF" w:sz="4"/>
+              <w:bottom w:val="single" w:color="C9D3DF" w:sz="4"/>
+              <w:right w:val="single" w:color="C9D3DF" w:sz="4"/>
+            </w:tcBorders>
+            <w:tcMar>
+              <w:top w:type="dxa" w:w="60"/>
+              <w:left w:type="dxa" w:w="100"/>
+              <w:bottom w:type="dxa" w:w="60"/>
+              <w:right w:type="dxa" w:w="100"/>
+            </w:tcMar>
+          </w:tcPr>
+          <w:p>
+            <w:r>
+              <w:rPr>
+                <w:sz w:val="19"/>
+                <w:szCs w:val="19"/>
+              </w:rPr>
+              <w:t xml:space="preserve">Blockers are forgotten by Thursday</w:t>
+            </w:r>
+          </w:p>
+        </w:tc>
+        <w:tc>
+          <w:tcPr>
+            <w:tcW w:type="dxa" w:w="5040"/>
+            <w:tcBorders>
+              <w:top w:val="single" w:color="C9D3DF" w:sz="4"/>
+              <w:left w:val="single" w:color="C9D3DF" w:sz="4"/>
+              <w:bottom w:val="single" w:color="C9D3DF" w:sz="4"/>
+              <w:right w:val="single" w:color="C9D3DF" w:sz="4"/>
+            </w:tcBorders>
+            <w:tcMar>
+              <w:top w:type="dxa" w:w="60"/>
+              <w:left w:type="dxa" w:w="100"/>
+              <w:bottom w:type="dxa" w:w="60"/>
+              <w:right w:type="dxa" w:w="100"/>
+            </w:tcMar>
+          </w:tcPr>
+          <w:p>
+            <w:r>
+              <w:rPr>
+                <w:sz w:val="19"/>
+                <w:szCs w:val="19"/>
+              </w:rPr>
+              <w:t xml:space="preserve">Blockers are listed with the time they were raised</w:t>
+            </w:r>
+          </w:p>
+        </w:tc>
+      </w:tr>
+      <w:tr>
+        <w:trPr>
+          <w:tblHeader w:val="false"/>
+        </w:trPr>
+        <w:tc>
+          <w:tcPr>
+            <w:tcW w:type="dxa" w:w="5040"/>
+            <w:tcBorders>
+              <w:top w:val="single" w:color="C9D3DF" w:sz="4"/>
+              <w:left w:val="single" w:color="C9D3DF" w:sz="4"/>
+              <w:bottom w:val="single" w:color="C9D3DF" w:sz="4"/>
+              <w:right w:val="single" w:color="C9D3DF" w:sz="4"/>
+            </w:tcBorders>
+            <w:tcMar>
+              <w:top w:type="dxa" w:w="60"/>
+              <w:left w:type="dxa" w:w="100"/>
+              <w:bottom w:type="dxa" w:w="60"/>
+              <w:right w:type="dxa" w:w="100"/>
+            </w:tcMar>
+          </w:tcPr>
+          <w:p>
+            <w:r>
+              <w:rPr>
+                <w:sz w:val="19"/>
+                <w:szCs w:val="19"/>
+              </w:rPr>
+              <w:t xml:space="preserve">People who missed it ask around</w:t>
+            </w:r>
+          </w:p>
+        </w:tc>
+        <w:tc>
+          <w:tcPr>
+            <w:tcW w:type="dxa" w:w="5040"/>
+            <w:tcBorders>
+              <w:top w:val="single" w:color="C9D3DF" w:sz="4"/>
+              <w:left w:val="single" w:color="C9D3DF" w:sz="4"/>
+              <w:bottom w:val="single" w:color="C9D3DF" w:sz="4"/>
+              <w:right w:val="single" w:color="C9D3DF" w:sz="4"/>
+            </w:tcBorders>
+            <w:tcMar>
+              <w:top w:type="dxa" w:w="60"/>
+              <w:left w:type="dxa" w:w="100"/>
+              <w:bottom w:type="dxa" w:w="60"/>
+              <w:right w:type="dxa" w:w="100"/>
+            </w:tcMar>
+          </w:tcPr>
+          <w:p>
+            <w:r>
+              <w:rPr>
+                <w:sz w:val="19"/>
+                <w:szCs w:val="19"/>
+              </w:rPr>
+              <w:t xml:space="preserve">They read the note</w:t>
+            </w:r>
+          </w:p>
+        </w:tc>
+      </w:tr>
+    </w:tbl>
+    <w:p>
+      <w:pPr>
+        <w:spacing w:after="120"/>
+      </w:pPr>
     </w:p>
     <w:p>
       <w:pPr>
         <w:spacing w:after="140"/>
       </w:pPr>
       <w:r>
+        <w:rPr>
+          <w:b/>
+          <w:bCs/>
+        </w:rPr>
+        <w:t xml:space="preserve">Works with:</w:t>
+      </w:r>
+      <w:r>
+        <w:t xml:space="preserve"> Google Meet, Zoom, Microsoft Teams, Google Calendar, Jira and Slack.</w:t>
+      </w:r>
+    </w:p>
+    <w:p>
+      <w:pPr>
+        <w:pStyle w:val="Heading2"/>
+      </w:pPr>
+      <w:r>
+        <w:t xml:space="preserve">Block 7. Privacy</w:t>
+      </w:r>
+    </w:p>
+    <w:p>
+      <w:pPr>
+        <w:spacing w:after="140"/>
+      </w:pPr>
+      <w:r>
         <w:t xml:space="preserve">Your data region (US, EU, UK, India, Singapore or Australia) · AES-256 encryption · Never used for training · Share a note by link and revoke it anytime. </w:t>
       </w:r>
-      <w:hyperlink w:history="1" r:id="rIdwmkzpj_3j6gmwb27oy2rr">
+      <w:hyperlink w:history="1" r:id="rIdtnrjofgpec8pjlyelybyf">
         <w:r>
           <w:rPr>
             <w:rStyle w:val="Hyperlink"/>
@@ -2409,7 +3056,7 @@
         <w:pStyle w:val="Heading2"/>
       </w:pPr>
       <w:r>
-        <w:t xml:space="preserve">Block 6. FAQ</w:t>
+        <w:t xml:space="preserve">Block 8. FAQ</w:t>
       </w:r>
     </w:p>
     <w:p>
@@ -2505,7 +3152,7 @@
         <w:pStyle w:val="Heading2"/>
       </w:pPr>
       <w:r>
-        <w:t xml:space="preserve">Block 7. Final CTA</w:t>
+        <w:t xml:space="preserve">Block 9. Final CTA</w:t>
       </w:r>
     </w:p>
     <w:p>

--- a/content/use-cases/lynkk-team-standups-page-short.docx
+++ b/content/use-cases/lynkk-team-standups-page-short.docx
@@ -781,7 +781,7 @@
         <w:spacing w:after="140"/>
       </w:pPr>
       <w:r>
-        <w:t xml:space="preserve">9 blocks, about 680 words. One centred column, white background, light grey cards. Columns stack on mobile.</w:t>
+        <w:t xml:space="preserve">10 blocks, about 730 words. One centred column, white background, light grey cards. Columns stack on mobile.</w:t>
       </w:r>
     </w:p>
     <w:p>
@@ -1979,7 +1979,174 @@
           <w:sz w:val="17"/>
           <w:szCs w:val="17"/>
         </w:rPr>
-        <w:t xml:space="preserve">8. FAQ (4 questions)</w:t>
+        <w:t xml:space="preserve">8. PRICING (2 columns)</w:t>
+      </w:r>
+    </w:p>
+    <w:tbl>
+      <w:tblPr>
+        <w:tblW w:type="dxa" w:w="10080"/>
+        <w:tblBorders>
+          <w:top w:val="single" w:color="auto" w:sz="4"/>
+          <w:left w:val="single" w:color="auto" w:sz="4"/>
+          <w:bottom w:val="single" w:color="auto" w:sz="4"/>
+          <w:right w:val="single" w:color="auto" w:sz="4"/>
+          <w:insideH w:val="single" w:color="auto" w:sz="4"/>
+          <w:insideV w:val="single" w:color="auto" w:sz="4"/>
+        </w:tblBorders>
+      </w:tblPr>
+      <w:tblGrid>
+        <w:gridCol w:w="5040"/>
+        <w:gridCol w:w="5040"/>
+      </w:tblGrid>
+      <w:tr>
+        <w:tc>
+          <w:tcPr>
+            <w:tcW w:type="dxa" w:w="5040"/>
+            <w:tcBorders>
+              <w:top w:val="dashed" w:color="9CA3AF" w:sz="6"/>
+              <w:left w:val="dashed" w:color="9CA3AF" w:sz="6"/>
+              <w:bottom w:val="dashed" w:color="9CA3AF" w:sz="6"/>
+              <w:right w:val="dashed" w:color="9CA3AF" w:sz="6"/>
+            </w:tcBorders>
+            <w:shd w:fill="F5F6F8" w:color="auto" w:val="clear"/>
+            <w:tcMar>
+              <w:top w:type="dxa" w:w="100"/>
+              <w:left w:type="dxa" w:w="120"/>
+              <w:bottom w:type="dxa" w:w="100"/>
+              <w:right w:type="dxa" w:w="120"/>
+            </w:tcMar>
+          </w:tcPr>
+          <w:p>
+            <w:pPr>
+              <w:spacing w:after="40"/>
+              <w:jc w:val="left"/>
+            </w:pPr>
+            <w:r>
+              <w:rPr>
+                <w:b/>
+                <w:bCs/>
+                <w:color w:val="1F3A5F"/>
+                <w:sz w:val="18"/>
+                <w:szCs w:val="18"/>
+              </w:rPr>
+              <w:t xml:space="preserve">FREE</w:t>
+            </w:r>
+          </w:p>
+          <w:p>
+            <w:pPr>
+              <w:spacing w:after="40"/>
+              <w:jc w:val="left"/>
+            </w:pPr>
+            <w:r>
+              <w:rPr>
+                <w:b w:val="false"/>
+                <w:bCs w:val="false"/>
+                <w:color w:val="4B5563"/>
+                <w:sz w:val="18"/>
+                <w:szCs w:val="18"/>
+              </w:rPr>
+              <w:t xml:space="preserve">$0</w:t>
+            </w:r>
+          </w:p>
+          <w:p>
+            <w:pPr>
+              <w:spacing w:after="40"/>
+              <w:jc w:val="left"/>
+            </w:pPr>
+            <w:r>
+              <w:rPr>
+                <w:b w:val="false"/>
+                <w:bCs w:val="false"/>
+                <w:color w:val="4B5563"/>
+                <w:sz w:val="18"/>
+                <w:szCs w:val="18"/>
+              </w:rPr>
+              <w:t xml:space="preserve">Notes and action items</w:t>
+            </w:r>
+          </w:p>
+        </w:tc>
+        <w:tc>
+          <w:tcPr>
+            <w:tcW w:type="dxa" w:w="5040"/>
+            <w:tcBorders>
+              <w:top w:val="dashed" w:color="9CA3AF" w:sz="6"/>
+              <w:left w:val="dashed" w:color="9CA3AF" w:sz="6"/>
+              <w:bottom w:val="dashed" w:color="9CA3AF" w:sz="6"/>
+              <w:right w:val="dashed" w:color="9CA3AF" w:sz="6"/>
+            </w:tcBorders>
+            <w:shd w:fill="F5F6F8" w:color="auto" w:val="clear"/>
+            <w:tcMar>
+              <w:top w:type="dxa" w:w="100"/>
+              <w:left w:type="dxa" w:w="120"/>
+              <w:bottom w:type="dxa" w:w="100"/>
+              <w:right w:type="dxa" w:w="120"/>
+            </w:tcMar>
+          </w:tcPr>
+          <w:p>
+            <w:pPr>
+              <w:spacing w:after="40"/>
+              <w:jc w:val="left"/>
+            </w:pPr>
+            <w:r>
+              <w:rPr>
+                <w:b/>
+                <w:bCs/>
+                <w:color w:val="1F3A5F"/>
+                <w:sz w:val="18"/>
+                <w:szCs w:val="18"/>
+              </w:rPr>
+              <w:t xml:space="preserve">PRO</w:t>
+            </w:r>
+          </w:p>
+          <w:p>
+            <w:pPr>
+              <w:spacing w:after="40"/>
+              <w:jc w:val="left"/>
+            </w:pPr>
+            <w:r>
+              <w:rPr>
+                <w:b w:val="false"/>
+                <w:bCs w:val="false"/>
+                <w:color w:val="4B5563"/>
+                <w:sz w:val="18"/>
+                <w:szCs w:val="18"/>
+              </w:rPr>
+              <w:t xml:space="preserve">$15 a month</w:t>
+            </w:r>
+          </w:p>
+          <w:p>
+            <w:pPr>
+              <w:spacing w:after="40"/>
+              <w:jc w:val="left"/>
+            </w:pPr>
+            <w:r>
+              <w:rPr>
+                <w:b w:val="false"/>
+                <w:bCs w:val="false"/>
+                <w:color w:val="4B5563"/>
+                <w:sz w:val="18"/>
+                <w:szCs w:val="18"/>
+              </w:rPr>
+              <w:t xml:space="preserve">Unlimited notes + Pro features</w:t>
+            </w:r>
+          </w:p>
+        </w:tc>
+      </w:tr>
+    </w:tbl>
+    <w:p>
+      <w:pPr>
+        <w:spacing w:after="60" w:before="160"/>
+      </w:pPr>
+      <w:r>
+        <w:rPr>
+          <w:b/>
+          <w:bCs/>
+          <w:caps/>
+          <w:color w:val="6B7280"/>
+          <w:sz w:val="17"/>
+          <w:szCs w:val="17"/>
+        </w:rPr>
+        <w:t xml:space="preserve">9. FAQ (4 questions)</w:t>
       </w:r>
     </w:p>
     <w:tbl>
@@ -2095,7 +2262,7 @@
           <w:sz w:val="17"/>
           <w:szCs w:val="17"/>
         </w:rPr>
-        <w:t xml:space="preserve">9. FINAL CTA</w:t>
+        <w:t xml:space="preserve">10. FINAL CTA</w:t>
       </w:r>
     </w:p>
     <w:tbl>
@@ -2650,7 +2817,7 @@
       <w:r>
         <w:t xml:space="preserve">New to standups? Read our guide to the </w:t>
       </w:r>
-      <w:hyperlink w:history="1" r:id="rIdltwlplv824qpnb2wdhpjc">
+      <w:hyperlink w:history="1" r:id="rId8w8l8pbh0aklc0zpkbyvt">
         <w:r>
           <w:rPr>
             <w:rStyle w:val="Hyperlink"/>
@@ -3042,7 +3209,7 @@
       <w:r>
         <w:t xml:space="preserve">Your data region (US, EU, UK, India, Singapore or Australia) · AES-256 encryption · Never used for training · Share a note by link and revoke it anytime. </w:t>
       </w:r>
-      <w:hyperlink w:history="1" r:id="rIdtnrjofgpec8pjlyelybyf">
+      <w:hyperlink w:history="1" r:id="rIdn1bsvu-avq4_i4gyqeaas">
         <w:r>
           <w:rPr>
             <w:rStyle w:val="Hyperlink"/>
@@ -3056,7 +3223,237 @@
         <w:pStyle w:val="Heading2"/>
       </w:pPr>
       <w:r>
-        <w:t xml:space="preserve">Block 8. FAQ</w:t>
+        <w:t xml:space="preserve">Block 8. Pricing</w:t>
+      </w:r>
+    </w:p>
+    <w:p>
+      <w:pPr>
+        <w:pStyle w:val="Heading1"/>
+      </w:pPr>
+      <w:r>
+        <w:t xml:space="preserve">Simple pricing</w:t>
+      </w:r>
+    </w:p>
+    <w:tbl>
+      <w:tblPr>
+        <w:tblW w:type="dxa" w:w="10080"/>
+        <w:tblBorders>
+          <w:top w:val="single" w:color="auto" w:sz="4"/>
+          <w:left w:val="single" w:color="auto" w:sz="4"/>
+          <w:bottom w:val="single" w:color="auto" w:sz="4"/>
+          <w:right w:val="single" w:color="auto" w:sz="4"/>
+          <w:insideH w:val="single" w:color="auto" w:sz="4"/>
+          <w:insideV w:val="single" w:color="auto" w:sz="4"/>
+        </w:tblBorders>
+      </w:tblPr>
+      <w:tblGrid>
+        <w:gridCol w:w="5040"/>
+        <w:gridCol w:w="5040"/>
+      </w:tblGrid>
+      <w:tr>
+        <w:trPr>
+          <w:tblHeader/>
+        </w:trPr>
+        <w:tc>
+          <w:tcPr>
+            <w:tcW w:type="dxa" w:w="5040"/>
+            <w:tcBorders>
+              <w:top w:val="single" w:color="C9D3DF" w:sz="4"/>
+              <w:left w:val="single" w:color="C9D3DF" w:sz="4"/>
+              <w:bottom w:val="single" w:color="C9D3DF" w:sz="4"/>
+              <w:right w:val="single" w:color="C9D3DF" w:sz="4"/>
+            </w:tcBorders>
+            <w:shd w:fill="1F3A5F" w:color="auto" w:val="clear"/>
+            <w:tcMar>
+              <w:top w:type="dxa" w:w="60"/>
+              <w:left w:type="dxa" w:w="100"/>
+              <w:bottom w:type="dxa" w:w="60"/>
+              <w:right w:type="dxa" w:w="100"/>
+            </w:tcMar>
+          </w:tcPr>
+          <w:p>
+            <w:r>
+              <w:rPr>
+                <w:b/>
+                <w:bCs/>
+                <w:color w:val="FFFFFF"/>
+                <w:sz w:val="19"/>
+                <w:szCs w:val="19"/>
+              </w:rPr>
+              <w:t xml:space="preserve">Free</w:t>
+            </w:r>
+          </w:p>
+        </w:tc>
+        <w:tc>
+          <w:tcPr>
+            <w:tcW w:type="dxa" w:w="5040"/>
+            <w:tcBorders>
+              <w:top w:val="single" w:color="C9D3DF" w:sz="4"/>
+              <w:left w:val="single" w:color="C9D3DF" w:sz="4"/>
+              <w:bottom w:val="single" w:color="C9D3DF" w:sz="4"/>
+              <w:right w:val="single" w:color="C9D3DF" w:sz="4"/>
+            </w:tcBorders>
+            <w:shd w:fill="1F3A5F" w:color="auto" w:val="clear"/>
+            <w:tcMar>
+              <w:top w:type="dxa" w:w="60"/>
+              <w:left w:type="dxa" w:w="100"/>
+              <w:bottom w:type="dxa" w:w="60"/>
+              <w:right w:type="dxa" w:w="100"/>
+            </w:tcMar>
+          </w:tcPr>
+          <w:p>
+            <w:r>
+              <w:rPr>
+                <w:b/>
+                <w:bCs/>
+                <w:color w:val="FFFFFF"/>
+                <w:sz w:val="19"/>
+                <w:szCs w:val="19"/>
+              </w:rPr>
+              <w:t xml:space="preserve">Pro</w:t>
+            </w:r>
+          </w:p>
+        </w:tc>
+      </w:tr>
+      <w:tr>
+        <w:trPr>
+          <w:tblHeader w:val="false"/>
+        </w:trPr>
+        <w:tc>
+          <w:tcPr>
+            <w:tcW w:type="dxa" w:w="5040"/>
+            <w:tcBorders>
+              <w:top w:val="single" w:color="C9D3DF" w:sz="4"/>
+              <w:left w:val="single" w:color="C9D3DF" w:sz="4"/>
+              <w:bottom w:val="single" w:color="C9D3DF" w:sz="4"/>
+              <w:right w:val="single" w:color="C9D3DF" w:sz="4"/>
+            </w:tcBorders>
+            <w:tcMar>
+              <w:top w:type="dxa" w:w="60"/>
+              <w:left w:type="dxa" w:w="100"/>
+              <w:bottom w:type="dxa" w:w="60"/>
+              <w:right w:type="dxa" w:w="100"/>
+            </w:tcMar>
+          </w:tcPr>
+          <w:p>
+            <w:r>
+              <w:rPr>
+                <w:sz w:val="19"/>
+                <w:szCs w:val="19"/>
+              </w:rPr>
+              <w:t xml:space="preserve">$0</w:t>
+            </w:r>
+          </w:p>
+        </w:tc>
+        <w:tc>
+          <w:tcPr>
+            <w:tcW w:type="dxa" w:w="5040"/>
+            <w:tcBorders>
+              <w:top w:val="single" w:color="C9D3DF" w:sz="4"/>
+              <w:left w:val="single" w:color="C9D3DF" w:sz="4"/>
+              <w:bottom w:val="single" w:color="C9D3DF" w:sz="4"/>
+              <w:right w:val="single" w:color="C9D3DF" w:sz="4"/>
+            </w:tcBorders>
+            <w:tcMar>
+              <w:top w:type="dxa" w:w="60"/>
+              <w:left w:type="dxa" w:w="100"/>
+              <w:bottom w:type="dxa" w:w="60"/>
+              <w:right w:type="dxa" w:w="100"/>
+            </w:tcMar>
+          </w:tcPr>
+          <w:p>
+            <w:r>
+              <w:rPr>
+                <w:sz w:val="19"/>
+                <w:szCs w:val="19"/>
+              </w:rPr>
+              <w:t xml:space="preserve">$15 a month</w:t>
+            </w:r>
+          </w:p>
+        </w:tc>
+      </w:tr>
+      <w:tr>
+        <w:trPr>
+          <w:tblHeader w:val="false"/>
+        </w:trPr>
+        <w:tc>
+          <w:tcPr>
+            <w:tcW w:type="dxa" w:w="5040"/>
+            <w:tcBorders>
+              <w:top w:val="single" w:color="C9D3DF" w:sz="4"/>
+              <w:left w:val="single" w:color="C9D3DF" w:sz="4"/>
+              <w:bottom w:val="single" w:color="C9D3DF" w:sz="4"/>
+              <w:right w:val="single" w:color="C9D3DF" w:sz="4"/>
+            </w:tcBorders>
+            <w:tcMar>
+              <w:top w:type="dxa" w:w="60"/>
+              <w:left w:type="dxa" w:w="100"/>
+              <w:bottom w:type="dxa" w:w="60"/>
+              <w:right w:type="dxa" w:w="100"/>
+            </w:tcMar>
+          </w:tcPr>
+          <w:p>
+            <w:r>
+              <w:rPr>
+                <w:sz w:val="19"/>
+                <w:szCs w:val="19"/>
+              </w:rPr>
+              <w:t xml:space="preserve">Record meetings and get AI notes and action items. No credit card.</w:t>
+            </w:r>
+          </w:p>
+        </w:tc>
+        <w:tc>
+          <w:tcPr>
+            <w:tcW w:type="dxa" w:w="5040"/>
+            <w:tcBorders>
+              <w:top w:val="single" w:color="C9D3DF" w:sz="4"/>
+              <w:left w:val="single" w:color="C9D3DF" w:sz="4"/>
+              <w:bottom w:val="single" w:color="C9D3DF" w:sz="4"/>
+              <w:right w:val="single" w:color="C9D3DF" w:sz="4"/>
+            </w:tcBorders>
+            <w:tcMar>
+              <w:top w:type="dxa" w:w="60"/>
+              <w:left w:type="dxa" w:w="100"/>
+              <w:bottom w:type="dxa" w:w="60"/>
+              <w:right w:type="dxa" w:w="100"/>
+            </w:tcMar>
+          </w:tcPr>
+          <w:p>
+            <w:r>
+              <w:rPr>
+                <w:sz w:val="19"/>
+                <w:szCs w:val="19"/>
+              </w:rPr>
+              <w:t xml:space="preserve">Unlimited notes, plus the Daily Stand-up note format, Ask Lynkk, and Lynkk for Slack.</w:t>
+            </w:r>
+          </w:p>
+        </w:tc>
+      </w:tr>
+    </w:tbl>
+    <w:p>
+      <w:pPr>
+        <w:spacing w:after="120"/>
+      </w:pPr>
+    </w:p>
+    <w:p>
+      <w:pPr>
+        <w:spacing w:after="140"/>
+      </w:pPr>
+      <w:hyperlink w:history="1" r:id="rId0pgsgclwf6z8uszq4-fsj">
+        <w:r>
+          <w:rPr>
+            <w:rStyle w:val="Hyperlink"/>
+          </w:rPr>
+          <w:t xml:space="preserve">Compare plans</w:t>
+        </w:r>
+      </w:hyperlink>
+    </w:p>
+    <w:p>
+      <w:pPr>
+        <w:pStyle w:val="Heading2"/>
+      </w:pPr>
+      <w:r>
+        <w:t xml:space="preserve">Block 9. FAQ</w:t>
       </w:r>
     </w:p>
     <w:p>
@@ -3152,7 +3549,7 @@
         <w:pStyle w:val="Heading2"/>
       </w:pPr>
       <w:r>
-        <w:t xml:space="preserve">Block 9. Final CTA</w:t>
+        <w:t xml:space="preserve">Block 10. Final CTA</w:t>
       </w:r>
     </w:p>
     <w:p>
@@ -3201,6 +3598,18 @@
       </w:pPr>
       <w:r>
         <w:t xml:space="preserve">Keep the sample note as HTML text, and update the title, meta description and FAQ structured data</w:t>
+      </w:r>
+    </w:p>
+    <w:p>
+      <w:pPr>
+        <w:pStyle w:val="ListParagraph"/>
+        <w:numPr>
+          <w:ilvl w:val="0"/>
+          <w:numId w:val="2"/>
+        </w:numPr>
+      </w:pPr>
+      <w:r>
+        <w:t xml:space="preserve">Pricing block: confirm the free plan limit before adding a number (the site gives three versions)</w:t>
       </w:r>
     </w:p>
     <w:sectPr>
